--- a/Claude outputs/Reponses_commentaires_LMarin.docx
+++ b/Claude outputs/Reponses_commentaires_LMarin.docx
@@ -36,7 +36,7 @@
         <w:rPr>
           <w:rFonts w:ascii="Calibri" w:cs="Calibri" w:eastAsia="Calibri" w:hAnsi="Calibri"/>
         </w:rPr>
-        <w:t xml:space="preserve"> 51 commentaires : 29 traités dans le texte, 16 traités par une nouvelle analyse, 4 partiellement traités, 2 nécessitant des informations absentes des données (surlignées en jaune dans l'article).</w:t>
+        <w:t xml:space="preserve"> 51 commentaires : 29 traités dans le texte, 15 traités par une nouvelle analyse, 5 partiellement traités, 2 nécessitant des informations absentes des données (surlignées en jaune dans l'article).</w:t>
       </w:r>
     </w:p>
     <w:p>
@@ -129,26 +129,6 @@
           <w:rFonts w:ascii="Calibri" w:cs="Calibri" w:eastAsia="Calibri" w:hAnsi="Calibri"/>
         </w:rPr>
         <w:t xml:space="preserve"> la grille « plans XY/XZ/YZ » est remplacée par la distinction bras proche / bras éloigné de la caméra. Bras proche : r = ,93, RMSE médiane 12°. Bras éloigné : r = ,75, RMSE 46°, ramenée à 21° avec les world landmarks.</w:t>
-      </w:r>
-    </w:p>
-    <w:p>
-      <w:pPr>
-        <w:spacing w:after="120" w:line="300"/>
-        <w:jc w:val="both"/>
-      </w:pPr>
-      <w:r>
-        <w:rPr>
-          <w:rFonts w:ascii="Calibri" w:cs="Calibri" w:eastAsia="Calibri" w:hAnsi="Calibri"/>
-          <w:b/>
-          <w:bCs/>
-        </w:rPr>
-        <w:t xml:space="preserve">Nouveau :</w:t>
-      </w:r>
-      <w:r>
-        <w:rPr>
-          <w:rFonts w:ascii="Calibri" w:cs="Calibri" w:eastAsia="Calibri" w:hAnsi="Calibri"/>
-        </w:rPr>
-        <w:t xml:space="preserve"> les indices de coordination interpersonnelle MediaPipe concordent avec ceux du Vicon (r = ,82 pour les poignets, ,72 pour la tête). Les trois systèmes concluent à une coordination de la tête supérieure au hasard.</w:t>
       </w:r>
     </w:p>
     <w:p>
@@ -7104,7 +7084,7 @@
                 <w:sz w:val="18"/>
                 <w:szCs w:val="18"/>
               </w:rPr>
-              <w:t xml:space="preserve">Traité (analyse)</w:t>
+              <w:t xml:space="preserve">Partiel</w:t>
             </w:r>
           </w:p>
         </w:tc>
@@ -7136,7 +7116,7 @@
                 <w:sz w:val="18"/>
                 <w:szCs w:val="18"/>
               </w:rPr>
-              <w:t xml:space="preserve">Corrélation croisée fenêtrée sur les 60 dyades × conditions + 300 pseudo-dyades (Tableau 7, Figure 7) ; QoM fenêtrée 1 s (r médian ,96).</w:t>
+              <w:t xml:space="preserve">QoM fenêtrée 1 s ajoutée (r médian ,96). L'analyse de coordination interpersonnelle a été réalisée mais volontairement non retenue dans cet article : elle sera l'objet d'un article séparé sur les mêmes données (scripts r06 et r06b conservés).</w:t>
             </w:r>
           </w:p>
         </w:tc>
@@ -7335,7 +7315,7 @@
         <w:rPr>
           <w:rFonts w:ascii="Calibri" w:cs="Calibri" w:eastAsia="Calibri" w:hAnsi="Calibri"/>
         </w:rPr>
-        <w:t xml:space="preserve"> de ton dépôt contient la pipeline de révision ; la pipeline d'origine n'a pas été modifiée. Les scripts sont : r01 (conversion des données brutes), r02 (audit), r03 (vérification de la correspondance des fichiers), r04 (traitement complet : pixels, synchronisation, calibration, variables), r05 (statistiques), r06 et r06b (coordination), r07 (figures), r08 (ré-extraction des world landmarks) et r09 (comparaison des world landmarks). Les tableaux et figures sont dans </w:t>
+        <w:t xml:space="preserve"> de ton dépôt contient la pipeline de révision ; la pipeline d'origine n'a pas été modifiée. Les scripts sont : r01 (conversion des données brutes), r02 (audit), r03 (vérification de la correspondance des fichiers), r04 (traitement complet : pixels, synchronisation, calibration, variables), r05 (statistiques), r06 et r06b (coordination, réservés à un article ultérieur), r07 (figures), r08 (ré-extraction des world landmarks) et r09 (comparaison des world landmarks). Les tableaux et figures sont dans </w:t>
       </w:r>
       <w:r>
         <w:rPr>
